--- a/assets/Dedric-Brown-Resume-2026.docx
+++ b/assets/Dedric-Brown-Resume-2026.docx
@@ -145,7 +145,7 @@
           <w:sz w:val="19"/>
           <w:szCs w:val="19"/>
         </w:rPr>
-        <w:t>Atlanta, GA  ·  Open to remote (US)  ·  470-262-7774  ·  dedric.brown55@gmail.com</w:t>
+        <w:t>Atlanta, GA  ·  Open to remote (US)  ·  dedric.brown55@gmail.com</w:t>
       </w:r>
     </w:p>
     <w:p>
